--- a/drafts/sir-directed-hypergraphs/private-data-options.docx
+++ b/drafts/sir-directed-hypergraphs/private-data-options.docx
@@ -3435,7 +3435,7 @@
           <w:sz w:val="19"/>
           <w:szCs w:val="19"/>
         </w:rPr>
-        <w:t xml:space="preserve">Federico Malizia, Andrés Guzmán, Iacopo Iacopini, Istvan Z. Kiss (2025) Disentangling the Role of Heterogeneity and Hyperedge Overlap in Explosive Contagion on Higher-Order Networks. Physical Review Letters.</w:t>
+        <w:t xml:space="preserve">Federico Malizia, Andrés Guzmán, Iacopo Iacopini, István Z. Kiss (2025) Disentangling the Role of Heterogeneity and Hyperedge Overlap in Explosive Contagion on Higher-Order Networks. Physical Review Letters.</w:t>
       </w:r>
       <w:r>
         <w:rPr>
